--- a/Books and notes/Notes/DATA MINING/Data Mining Complete Exam Notes 66 Questions.docx
+++ b/Books and notes/Notes/DATA MINING/Data Mining Complete Exam Notes 66 Questions.docx
@@ -1,6 +1,7 @@
 
 <file path=word/document.xml><?xml version="1.0" encoding="utf-8"?>
 <w:document xmlns:wpc="http://schemas.microsoft.com/office/word/2010/wordprocessingCanvas" xmlns:mc="http://schemas.openxmlformats.org/markup-compatibility/2006" xmlns:o="urn:schemas-microsoft-com:office:office" xmlns:r="http://schemas.openxmlformats.org/officeDocument/2006/relationships" xmlns:m="http://schemas.openxmlformats.org/officeDocument/2006/math" xmlns:v="urn:schemas-microsoft-com:vml" xmlns:wp14="http://schemas.microsoft.com/office/word/2010/wordprocessingDrawing" xmlns:wp="http://schemas.openxmlformats.org/drawingml/2006/wordprocessingDrawing" xmlns:w="http://schemas.openxmlformats.org/wordprocessingml/2006/main" xmlns:w14="http://schemas.microsoft.com/office/word/2010/wordml" xmlns:w10="urn:schemas-microsoft-com:office:word" xmlns:w15="http://schemas.microsoft.com/office/word/2012/wordml" xmlns:wpg="http://schemas.microsoft.com/office/word/2010/wordprocessingGroup" xmlns:wpi="http://schemas.microsoft.com/office/word/2010/wordprocessingInk" xmlns:wne="http://schemas.microsoft.com/office/word/2006/wordml" xmlns:wps="http://schemas.microsoft.com/office/word/2010/wordprocessingShape" xmlns:wpsCustomData="http://www.wps.cn/officeDocument/2013/wpsCustomData" mc:Ignorable="w14 w15 wp14">
+  <w:background w:color="FFFFFF" w:themeColor="background1"/>
   <w:body>
     <w:p>
       <w:pPr>
@@ -28,22 +29,7 @@
             </w14:solidFill>
           </w14:textFill>
         </w:rPr>
-        <w:t>DATA MININ</w:t>
-      </w:r>
-      <w:bookmarkStart w:id="415" w:name="_GoBack"/>
-      <w:bookmarkEnd w:id="415"/>
-      <w:r>
-        <w:rPr>
-          <w:b/>
-          <w:bCs/>
-          <w:color w:val="000000" w:themeColor="text1"/>
-          <w14:textFill>
-            <w14:solidFill>
-              <w14:schemeClr w14:val="tx1"/>
-            </w14:solidFill>
-          </w14:textFill>
-        </w:rPr>
-        <w:t>G AND DATA VISUALIZATION — COMPLETE EXAM NOTES</w:t>
+        <w:t>DATA MINING AND DATA VISUALIZATION — COMPLETE EXAM NOTES</w:t>
       </w:r>
     </w:p>
     <w:p>
@@ -35933,7 +35919,22 @@
             </w14:solidFill>
           </w14:textFill>
         </w:rPr>
-        <w:t>Comparison Table</w:t>
+        <w:t>Comparis</w:t>
+      </w:r>
+      <w:bookmarkStart w:id="415" w:name="_GoBack"/>
+      <w:bookmarkEnd w:id="415"/>
+      <w:r>
+        <w:rPr>
+          <w:b/>
+          <w:bCs/>
+          <w:color w:val="000000" w:themeColor="text1"/>
+          <w14:textFill>
+            <w14:solidFill>
+              <w14:schemeClr w14:val="tx1"/>
+            </w14:solidFill>
+          </w14:textFill>
+        </w:rPr>
+        <w:t>on Table</w:t>
       </w:r>
     </w:p>
     <w:tbl>
@@ -38949,7 +38950,7 @@
     <w:lsdException w:unhideWhenUsed="0" w:uiPriority="0" w:semiHidden="0" w:name="table of figures"/>
     <w:lsdException w:unhideWhenUsed="0" w:uiPriority="0" w:semiHidden="0" w:name="envelope address"/>
     <w:lsdException w:unhideWhenUsed="0" w:uiPriority="0" w:semiHidden="0" w:name="envelope return"/>
-    <w:lsdException w:unhideWhenUsed="0" w:uiPriority="0" w:semiHidden="0" w:name="footnote reference"/>
+    <w:lsdException w:qFormat="1" w:unhideWhenUsed="0" w:uiPriority="0" w:semiHidden="0" w:name="footnote reference"/>
     <w:lsdException w:unhideWhenUsed="0" w:uiPriority="0" w:semiHidden="0" w:name="annotation reference"/>
     <w:lsdException w:unhideWhenUsed="0" w:uiPriority="0" w:semiHidden="0" w:name="line number"/>
     <w:lsdException w:unhideWhenUsed="0" w:uiPriority="0" w:semiHidden="0" w:name="page number"/>
@@ -39014,7 +39015,7 @@
     <w:lsdException w:unhideWhenUsed="0" w:uiPriority="0" w:semiHidden="0" w:name="HTML Sample"/>
     <w:lsdException w:unhideWhenUsed="0" w:uiPriority="0" w:semiHidden="0" w:name="HTML Typewriter"/>
     <w:lsdException w:unhideWhenUsed="0" w:uiPriority="0" w:semiHidden="0" w:name="HTML Variable"/>
-    <w:lsdException w:unhideWhenUsed="0" w:uiPriority="0" w:semiHidden="0" w:name="Normal Table"/>
+    <w:lsdException w:qFormat="1" w:unhideWhenUsed="0" w:uiPriority="0" w:semiHidden="0" w:name="Normal Table"/>
     <w:lsdException w:unhideWhenUsed="0" w:uiPriority="0" w:semiHidden="0" w:name="annotation subject"/>
     <w:lsdException w:unhideWhenUsed="0" w:uiPriority="0" w:semiHidden="0" w:name="Table Simple 1"/>
     <w:lsdException w:unhideWhenUsed="0" w:uiPriority="0" w:semiHidden="0" w:name="Table Simple 2"/>
@@ -39372,6 +39373,7 @@
   </w:style>
   <w:style w:type="table" w:default="1" w:styleId="13">
     <w:name w:val="Normal Table"/>
+    <w:qFormat/>
     <w:uiPriority w:val="0"/>
     <w:tblPr>
       <w:tblCellMar>
@@ -39437,6 +39439,7 @@
   <w:style w:type="character" w:styleId="17">
     <w:name w:val="footnote reference"/>
     <w:basedOn w:val="18"/>
+    <w:qFormat/>
     <w:uiPriority w:val="0"/>
     <w:rPr>
       <w:vertAlign w:val="superscript"/>
@@ -39446,6 +39449,7 @@
     <w:name w:val="Body Text Char"/>
     <w:basedOn w:val="12"/>
     <w:link w:val="3"/>
+    <w:qFormat/>
     <w:uiPriority w:val="0"/>
   </w:style>
   <w:style w:type="paragraph" w:styleId="19">
@@ -39604,6 +39608,7 @@
     <w:name w:val="Heading 1 Char"/>
     <w:basedOn w:val="12"/>
     <w:link w:val="2"/>
+    <w:qFormat/>
     <w:uiPriority w:val="9"/>
     <w:rPr>
       <w:rFonts w:asciiTheme="majorHAnsi" w:hAnsiTheme="majorHAnsi" w:eastAsiaTheme="majorEastAsia" w:cstheme="majorBidi"/>
@@ -39745,7 +39750,6 @@
       </w:tblCellMar>
     </w:tblPr>
     <w:tblStylePr w:type="firstRow">
-      <w:tblPr/>
       <w:tcPr>
         <w:tcBorders>
           <w:bottom w:val="single" w:color="auto" w:sz="0" w:space="0"/>
@@ -39884,6 +39888,7 @@
   <w:style w:type="character" w:customStyle="1" w:styleId="56">
     <w:name w:val="FloatTok"/>
     <w:basedOn w:val="48"/>
+    <w:qFormat/>
     <w:uiPriority w:val="0"/>
     <w:rPr>
       <w:color w:val="40A070"/>
@@ -39892,6 +39897,7 @@
   <w:style w:type="character" w:customStyle="1" w:styleId="57">
     <w:name w:val="ConstantTok"/>
     <w:basedOn w:val="48"/>
+    <w:qFormat/>
     <w:uiPriority w:val="0"/>
     <w:rPr>
       <w:color w:val="880000"/>
